--- a/Øvelser/Geografi/p-og-s-boelger-i-slinky/p-og-s-boelger-i-slinky.docx
+++ b/Øvelser/Geografi/p-og-s-boelger-i-slinky/p-og-s-boelger-i-slinky.docx
@@ -1432,7 +1432,6 @@
     </w:p>
     <w:p>
       <w:pPr>
-        <w:pStyle w:val="Compact"/>
         <w:numPr>
           <w:ilvl w:val="0"/>
           <w:numId w:val="1004"/>
@@ -1487,7 +1486,6 @@
     </w:p>
     <w:p>
       <w:pPr>
-        <w:pStyle w:val="Compact"/>
         <w:numPr>
           <w:ilvl w:val="0"/>
           <w:numId w:val="1004"/>
@@ -1499,7 +1497,7 @@
     </w:p>
     <w:p>
       <w:pPr>
-        <w:pStyle w:val="FirstParagraph"/>
+        <w:pStyle w:val="BodyText"/>
       </w:pPr>
       <m:oMathPara>
         <m:oMathParaPr>
@@ -1599,10 +1597,9 @@
     </w:p>
     <w:p>
       <w:pPr>
-        <w:pStyle w:val="Compact"/>
         <w:numPr>
           <w:ilvl w:val="0"/>
-          <w:numId w:val="1005"/>
+          <w:numId w:val="1004"/>
         </w:numPr>
       </w:pPr>
       <w:r>
@@ -1611,10 +1608,9 @@
     </w:p>
     <w:p>
       <w:pPr>
-        <w:pStyle w:val="Compact"/>
         <w:numPr>
           <w:ilvl w:val="0"/>
-          <w:numId w:val="1005"/>
+          <w:numId w:val="1004"/>
         </w:numPr>
       </w:pPr>
       <w:r>
@@ -1623,7 +1619,7 @@
     </w:p>
     <w:p>
       <w:pPr>
-        <w:pStyle w:val="FirstParagraph"/>
+        <w:pStyle w:val="BodyText"/>
       </w:pPr>
       <m:oMathPara>
         <m:oMathParaPr>
@@ -1751,6 +1747,179 @@
     </w:p>
     <w:p>
       <w:pPr>
+        <w:numPr>
+          <w:ilvl w:val="0"/>
+          <w:numId w:val="1004"/>
+        </w:numPr>
+      </w:pPr>
+      <w:r>
+        <w:t xml:space="preserve">Lav et søjlediagram med gennemsnitsfarten for P- og S-bølgen, og vis spredningen.</w:t>
+      </w:r>
+    </w:p>
+    <w:p>
+      <w:pPr>
+        <w:numPr>
+          <w:ilvl w:val="0"/>
+          <w:numId w:val="1004"/>
+        </w:numPr>
+      </w:pPr>
+      <w:r>
+        <w:t xml:space="preserve">Saml metode, resultater, diagram og videoer i en kort præsentation (fx Google Slides) til klassen.</w:t>
+      </w:r>
+    </w:p>
+    <w:bookmarkEnd w:id="34"/>
+    <w:bookmarkStart w:id="35" w:name="journalspørgsmål"/>
+    <w:p>
+      <w:pPr>
+        <w:pStyle w:val="Heading2"/>
+      </w:pPr>
+      <w:r>
+        <w:t xml:space="preserve">Journalspørgsmål</w:t>
+      </w:r>
+    </w:p>
+    <w:p>
+      <w:pPr>
+        <w:pStyle w:val="Compact"/>
+        <w:numPr>
+          <w:ilvl w:val="0"/>
+          <w:numId w:val="1005"/>
+        </w:numPr>
+      </w:pPr>
+      <w:r>
+        <w:t xml:space="preserve">Beskriv, hvordan slinkyen bevægede sig ved henholdsvis P- og S-bølgen. Brug jeres videoer, og forklar forskellen på en længdebølge og en tværbølge.</w:t>
+      </w:r>
+    </w:p>
+    <w:p>
+      <w:pPr>
+        <w:pStyle w:val="Compact"/>
+        <w:numPr>
+          <w:ilvl w:val="0"/>
+          <w:numId w:val="1005"/>
+        </w:numPr>
+      </w:pPr>
+      <w:r>
+        <w:t xml:space="preserve">Blev jeres hypotese bekræftet? Var P-bølgen hurtigst?</w:t>
+      </w:r>
+    </w:p>
+    <w:p>
+      <w:pPr>
+        <w:pStyle w:val="Compact"/>
+        <w:numPr>
+          <w:ilvl w:val="0"/>
+          <w:numId w:val="1005"/>
+        </w:numPr>
+      </w:pPr>
+      <w:r>
+        <w:t xml:space="preserve">I en udstrakt slinky er P-bølgen kun lidt hurtigere end S-bølgen, mens den i Jorden er ca. 1,7 gange så hurtig. Hvad siger det om, hvad slinkyen er en god model for — og hvad den ikke er en god model for?</w:t>
+      </w:r>
+    </w:p>
+    <w:p>
+      <w:pPr>
+        <w:pStyle w:val="Compact"/>
+        <w:numPr>
+          <w:ilvl w:val="0"/>
+          <w:numId w:val="1005"/>
+        </w:numPr>
+      </w:pPr>
+      <w:r>
+        <w:t xml:space="preserve">Hvilke fejlkilder var der i jeres metode? Hvad betød det, hvordan I tog tiden, og hvor langt slinkyen var strakt? Hvordan ville I forbedre forsøget, hvis I skulle gøre det igen?</w:t>
+      </w:r>
+    </w:p>
+    <w:p>
+      <w:pPr>
+        <w:pStyle w:val="Compact"/>
+        <w:numPr>
+          <w:ilvl w:val="0"/>
+          <w:numId w:val="1005"/>
+        </w:numPr>
+      </w:pPr>
+      <w:r>
+        <w:t xml:space="preserve">Sammenlign jeres metode med de andre gruppers. Hvilken metode gav de mindste spredninger, og hvorfor?</w:t>
+      </w:r>
+    </w:p>
+    <w:p>
+      <w:pPr>
+        <w:pStyle w:val="Compact"/>
+        <w:numPr>
+          <w:ilvl w:val="0"/>
+          <w:numId w:val="1005"/>
+        </w:numPr>
+      </w:pPr>
+      <w:r>
+        <w:t xml:space="preserve">S-bølger kan ikke bevæge sig gennem væsker. Forklar ud fra den måde, delene svinger på i en tværbølge, hvorfor det er sådan — og hvordan det har afsløret, at Jordens ydre kerne er flydende.</w:t>
+      </w:r>
+    </w:p>
+    <w:p>
+      <w:pPr>
+        <w:pStyle w:val="Compact"/>
+        <w:numPr>
+          <w:ilvl w:val="0"/>
+          <w:numId w:val="1005"/>
+        </w:numPr>
+      </w:pPr>
+      <w:r>
+        <w:t xml:space="preserve">Hvordan bruger seismologer tidsforskellen mellem P- og S-bølgen til at finde ud af, hvor langt væk et jordskælv er? (Se øvelsen</w:t>
+      </w:r>
+      <w:r>
+        <w:t xml:space="preserve"> </w:t>
+      </w:r>
+      <w:r>
+        <w:rPr>
+          <w:i/>
+          <w:iCs/>
+        </w:rPr>
+        <w:t xml:space="preserve">Lokalisering af jordskælv</w:t>
+      </w:r>
+      <w:r>
+        <w:t xml:space="preserve">.)</w:t>
+      </w:r>
+    </w:p>
+    <w:bookmarkEnd w:id="35"/>
+    <w:bookmarkStart w:id="36" w:name="om-denne-udgave"/>
+    <w:p>
+      <w:pPr>
+        <w:pStyle w:val="Heading2"/>
+      </w:pPr>
+      <w:r>
+        <w:t xml:space="preserve">Om denne udgave</w:t>
+      </w:r>
+    </w:p>
+    <w:p>
+      <w:pPr>
+        <w:pStyle w:val="FirstParagraph"/>
+      </w:pPr>
+      <w:r>
+        <w:t xml:space="preserve">Bygger på den korte beskrivelse af forsøget på Geolink (naturgeografi C,</w:t>
+      </w:r>
+      <w:r>
+        <w:t xml:space="preserve"> </w:t>
+      </w:r>
+      <w:r>
+        <w:rPr>
+          <w:i/>
+          <w:iCs/>
+        </w:rPr>
+        <w:t xml:space="preserve">Pladetektonik og naturkatastrofer</w:t>
+      </w:r>
+      <w:r>
+        <w:t xml:space="preserve">, modulet</w:t>
+      </w:r>
+      <w:r>
+        <w:t xml:space="preserve"> </w:t>
+      </w:r>
+      <w:r>
+        <w:rPr>
+          <w:i/>
+          <w:iCs/>
+        </w:rPr>
+        <w:t xml:space="preserve">Jordskælv</w:t>
+      </w:r>
+      <w:r>
+        <w:t xml:space="preserve">, 2025/26): mål P- og S-bølgernes fart i en slinky-fjeder flere gange, bestem middelfarten, optag en film og fremlæg i Google Slides. Der fandtes ingen egentlig vejledning. Forsøget er bevaret som en åben undersøgelse, hvor eleverne selv tilrettelægger metoden. Nyt:</w:t>
+      </w:r>
+    </w:p>
+    <w:p>
+      <w:pPr>
         <w:pStyle w:val="Compact"/>
         <w:numPr>
           <w:ilvl w:val="0"/>
@@ -1758,7 +1927,7 @@
         </w:numPr>
       </w:pPr>
       <w:r>
-        <w:t xml:space="preserve">Lav et søjlediagram med gennemsnitsfarten for P- og S-bølgen, og vis spredningen.</w:t>
+        <w:t xml:space="preserve">Baggrund om P- og S-bølger, krav til forsøget (begge bølgetyper, mindst fem målinger, fast strækning, video) og et registreringsskema.</w:t>
       </w:r>
     </w:p>
     <w:p>
@@ -1770,17 +1939,7 @@
         </w:numPr>
       </w:pPr>
       <w:r>
-        <w:t xml:space="preserve">Saml metode, resultater, diagram og videoer i en kort præsentation (fx Google Slides) til klassen.</w:t>
-      </w:r>
-    </w:p>
-    <w:bookmarkEnd w:id="34"/>
-    <w:bookmarkStart w:id="35" w:name="journalspørgsmål"/>
-    <w:p>
-      <w:pPr>
-        <w:pStyle w:val="Heading2"/>
-      </w:pPr>
-      <w:r>
-        <w:t xml:space="preserve">Journalspørgsmål</w:t>
+        <w:t xml:space="preserve">Databehandling med gennemsnit, spredning og forholdet mellem farterne, sammenlignet med Jordens skorpe.</w:t>
       </w:r>
     </w:p>
     <w:p>
@@ -1788,172 +1947,7 @@
         <w:pStyle w:val="Compact"/>
         <w:numPr>
           <w:ilvl w:val="0"/>
-          <w:numId w:val="1007"/>
-        </w:numPr>
-      </w:pPr>
-      <w:r>
-        <w:t xml:space="preserve">Beskriv, hvordan slinkyen bevægede sig ved henholdsvis P- og S-bølgen. Brug jeres videoer, og forklar forskellen på en længdebølge og en tværbølge.</w:t>
-      </w:r>
-    </w:p>
-    <w:p>
-      <w:pPr>
-        <w:pStyle w:val="Compact"/>
-        <w:numPr>
-          <w:ilvl w:val="0"/>
-          <w:numId w:val="1007"/>
-        </w:numPr>
-      </w:pPr>
-      <w:r>
-        <w:t xml:space="preserve">Blev jeres hypotese bekræftet? Var P-bølgen hurtigst?</w:t>
-      </w:r>
-    </w:p>
-    <w:p>
-      <w:pPr>
-        <w:pStyle w:val="Compact"/>
-        <w:numPr>
-          <w:ilvl w:val="0"/>
-          <w:numId w:val="1007"/>
-        </w:numPr>
-      </w:pPr>
-      <w:r>
-        <w:t xml:space="preserve">I en udstrakt slinky er P-bølgen kun lidt hurtigere end S-bølgen, mens den i Jorden er ca. 1,7 gange så hurtig. Hvad siger det om, hvad slinkyen er en god model for — og hvad den ikke er en god model for?</w:t>
-      </w:r>
-    </w:p>
-    <w:p>
-      <w:pPr>
-        <w:pStyle w:val="Compact"/>
-        <w:numPr>
-          <w:ilvl w:val="0"/>
-          <w:numId w:val="1007"/>
-        </w:numPr>
-      </w:pPr>
-      <w:r>
-        <w:t xml:space="preserve">Hvilke fejlkilder var der i jeres metode? Hvad betød det, hvordan I tog tiden, og hvor langt slinkyen var strakt? Hvordan ville I forbedre forsøget, hvis I skulle gøre det igen?</w:t>
-      </w:r>
-    </w:p>
-    <w:p>
-      <w:pPr>
-        <w:pStyle w:val="Compact"/>
-        <w:numPr>
-          <w:ilvl w:val="0"/>
-          <w:numId w:val="1007"/>
-        </w:numPr>
-      </w:pPr>
-      <w:r>
-        <w:t xml:space="preserve">Sammenlign jeres metode med de andre gruppers. Hvilken metode gav de mindste spredninger, og hvorfor?</w:t>
-      </w:r>
-    </w:p>
-    <w:p>
-      <w:pPr>
-        <w:pStyle w:val="Compact"/>
-        <w:numPr>
-          <w:ilvl w:val="0"/>
-          <w:numId w:val="1007"/>
-        </w:numPr>
-      </w:pPr>
-      <w:r>
-        <w:t xml:space="preserve">S-bølger kan ikke bevæge sig gennem væsker. Forklar ud fra den måde, delene svinger på i en tværbølge, hvorfor det er sådan — og hvordan det har afsløret, at Jordens ydre kerne er flydende.</w:t>
-      </w:r>
-    </w:p>
-    <w:p>
-      <w:pPr>
-        <w:pStyle w:val="Compact"/>
-        <w:numPr>
-          <w:ilvl w:val="0"/>
-          <w:numId w:val="1007"/>
-        </w:numPr>
-      </w:pPr>
-      <w:r>
-        <w:t xml:space="preserve">Hvordan bruger seismologer tidsforskellen mellem P- og S-bølgen til at finde ud af, hvor langt væk et jordskælv er? (Se øvelsen</w:t>
-      </w:r>
-      <w:r>
-        <w:t xml:space="preserve"> </w:t>
-      </w:r>
-      <w:r>
-        <w:rPr>
-          <w:i/>
-          <w:iCs/>
-        </w:rPr>
-        <w:t xml:space="preserve">Lokalisering af jordskælv</w:t>
-      </w:r>
-      <w:r>
-        <w:t xml:space="preserve">.)</w:t>
-      </w:r>
-    </w:p>
-    <w:bookmarkEnd w:id="35"/>
-    <w:bookmarkStart w:id="36" w:name="om-denne-udgave"/>
-    <w:p>
-      <w:pPr>
-        <w:pStyle w:val="Heading2"/>
-      </w:pPr>
-      <w:r>
-        <w:t xml:space="preserve">Om denne udgave</w:t>
-      </w:r>
-    </w:p>
-    <w:p>
-      <w:pPr>
-        <w:pStyle w:val="FirstParagraph"/>
-      </w:pPr>
-      <w:r>
-        <w:t xml:space="preserve">Bygger på den korte beskrivelse af forsøget på Geolink (naturgeografi C,</w:t>
-      </w:r>
-      <w:r>
-        <w:t xml:space="preserve"> </w:t>
-      </w:r>
-      <w:r>
-        <w:rPr>
-          <w:i/>
-          <w:iCs/>
-        </w:rPr>
-        <w:t xml:space="preserve">Pladetektonik og naturkatastrofer</w:t>
-      </w:r>
-      <w:r>
-        <w:t xml:space="preserve">, modulet</w:t>
-      </w:r>
-      <w:r>
-        <w:t xml:space="preserve"> </w:t>
-      </w:r>
-      <w:r>
-        <w:rPr>
-          <w:i/>
-          <w:iCs/>
-        </w:rPr>
-        <w:t xml:space="preserve">Jordskælv</w:t>
-      </w:r>
-      <w:r>
-        <w:t xml:space="preserve">, 2025/26): mål P- og S-bølgernes fart i en slinky-fjeder flere gange, bestem middelfarten, optag en film og fremlæg i Google Slides. Der fandtes ingen egentlig vejledning. Forsøget er bevaret som en åben undersøgelse, hvor eleverne selv tilrettelægger metoden. Nyt:</w:t>
-      </w:r>
-    </w:p>
-    <w:p>
-      <w:pPr>
-        <w:pStyle w:val="Compact"/>
-        <w:numPr>
-          <w:ilvl w:val="0"/>
-          <w:numId w:val="1008"/>
-        </w:numPr>
-      </w:pPr>
-      <w:r>
-        <w:t xml:space="preserve">Baggrund om P- og S-bølger, krav til forsøget (begge bølgetyper, mindst fem målinger, fast strækning, video) og et registreringsskema.</w:t>
-      </w:r>
-    </w:p>
-    <w:p>
-      <w:pPr>
-        <w:pStyle w:val="Compact"/>
-        <w:numPr>
-          <w:ilvl w:val="0"/>
-          <w:numId w:val="1008"/>
-        </w:numPr>
-      </w:pPr>
-      <w:r>
-        <w:t xml:space="preserve">Databehandling med gennemsnit, spredning og forholdet mellem farterne, sammenlignet med Jordens skorpe.</w:t>
-      </w:r>
-    </w:p>
-    <w:p>
-      <w:pPr>
-        <w:pStyle w:val="Compact"/>
-        <w:numPr>
-          <w:ilvl w:val="0"/>
-          <w:numId w:val="1008"/>
+          <w:numId w:val="1006"/>
         </w:numPr>
       </w:pPr>
       <w:r>
@@ -2607,176 +2601,6 @@
       </w:pPr>
     </w:lvl>
   </w:abstractNum>
-  <w:abstractNum w:abstractNumId="99413">
-    <w:nsid w:val="00A99413"/>
-    <w:multiLevelType w:val="multilevel"/>
-    <w:lvl w:ilvl="0">
-      <w:start w:val="3"/>
-      <w:numFmt w:val="decimal"/>
-      <w:lvlText w:val="%1."/>
-      <w:lvlJc w:val="left"/>
-      <w:pPr>
-        <w:ind w:left="720" w:hanging="360"/>
-      </w:pPr>
-    </w:lvl>
-    <w:lvl w:ilvl="1">
-      <w:start w:val="3"/>
-      <w:numFmt w:val="decimal"/>
-      <w:lvlText w:val="%2."/>
-      <w:lvlJc w:val="left"/>
-      <w:pPr>
-        <w:ind w:left="1440" w:hanging="360"/>
-      </w:pPr>
-    </w:lvl>
-    <w:lvl w:ilvl="2">
-      <w:start w:val="3"/>
-      <w:numFmt w:val="decimal"/>
-      <w:lvlText w:val="%3."/>
-      <w:lvlJc w:val="left"/>
-      <w:pPr>
-        <w:ind w:left="2160" w:hanging="360"/>
-      </w:pPr>
-    </w:lvl>
-    <w:lvl w:ilvl="3">
-      <w:start w:val="3"/>
-      <w:numFmt w:val="decimal"/>
-      <w:lvlText w:val="%4."/>
-      <w:lvlJc w:val="left"/>
-      <w:pPr>
-        <w:ind w:left="2880" w:hanging="360"/>
-      </w:pPr>
-    </w:lvl>
-    <w:lvl w:ilvl="4">
-      <w:start w:val="3"/>
-      <w:numFmt w:val="decimal"/>
-      <w:lvlText w:val="%5."/>
-      <w:lvlJc w:val="left"/>
-      <w:pPr>
-        <w:ind w:left="3600" w:hanging="360"/>
-      </w:pPr>
-    </w:lvl>
-    <w:lvl w:ilvl="5">
-      <w:start w:val="3"/>
-      <w:numFmt w:val="decimal"/>
-      <w:lvlText w:val="%6."/>
-      <w:lvlJc w:val="left"/>
-      <w:pPr>
-        <w:ind w:left="4320" w:hanging="360"/>
-      </w:pPr>
-    </w:lvl>
-    <w:lvl w:ilvl="6">
-      <w:start w:val="3"/>
-      <w:numFmt w:val="decimal"/>
-      <w:lvlText w:val="%7."/>
-      <w:lvlJc w:val="left"/>
-      <w:pPr>
-        <w:ind w:left="5040" w:hanging="360"/>
-      </w:pPr>
-    </w:lvl>
-    <w:lvl w:ilvl="7">
-      <w:start w:val="3"/>
-      <w:numFmt w:val="decimal"/>
-      <w:lvlText w:val="%8."/>
-      <w:lvlJc w:val="left"/>
-      <w:pPr>
-        <w:ind w:left="5760" w:hanging="360"/>
-      </w:pPr>
-    </w:lvl>
-    <w:lvl w:ilvl="8">
-      <w:start w:val="3"/>
-      <w:numFmt w:val="decimal"/>
-      <w:lvlText w:val="%9."/>
-      <w:lvlJc w:val="left"/>
-      <w:pPr>
-        <w:ind w:left="6480" w:hanging="360"/>
-      </w:pPr>
-    </w:lvl>
-  </w:abstractNum>
-  <w:abstractNum w:abstractNumId="99415">
-    <w:nsid w:val="00A99415"/>
-    <w:multiLevelType w:val="multilevel"/>
-    <w:lvl w:ilvl="0">
-      <w:start w:val="5"/>
-      <w:numFmt w:val="decimal"/>
-      <w:lvlText w:val="%1."/>
-      <w:lvlJc w:val="left"/>
-      <w:pPr>
-        <w:ind w:left="720" w:hanging="360"/>
-      </w:pPr>
-    </w:lvl>
-    <w:lvl w:ilvl="1">
-      <w:start w:val="5"/>
-      <w:numFmt w:val="decimal"/>
-      <w:lvlText w:val="%2."/>
-      <w:lvlJc w:val="left"/>
-      <w:pPr>
-        <w:ind w:left="1440" w:hanging="360"/>
-      </w:pPr>
-    </w:lvl>
-    <w:lvl w:ilvl="2">
-      <w:start w:val="5"/>
-      <w:numFmt w:val="decimal"/>
-      <w:lvlText w:val="%3."/>
-      <w:lvlJc w:val="left"/>
-      <w:pPr>
-        <w:ind w:left="2160" w:hanging="360"/>
-      </w:pPr>
-    </w:lvl>
-    <w:lvl w:ilvl="3">
-      <w:start w:val="5"/>
-      <w:numFmt w:val="decimal"/>
-      <w:lvlText w:val="%4."/>
-      <w:lvlJc w:val="left"/>
-      <w:pPr>
-        <w:ind w:left="2880" w:hanging="360"/>
-      </w:pPr>
-    </w:lvl>
-    <w:lvl w:ilvl="4">
-      <w:start w:val="5"/>
-      <w:numFmt w:val="decimal"/>
-      <w:lvlText w:val="%5."/>
-      <w:lvlJc w:val="left"/>
-      <w:pPr>
-        <w:ind w:left="3600" w:hanging="360"/>
-      </w:pPr>
-    </w:lvl>
-    <w:lvl w:ilvl="5">
-      <w:start w:val="5"/>
-      <w:numFmt w:val="decimal"/>
-      <w:lvlText w:val="%6."/>
-      <w:lvlJc w:val="left"/>
-      <w:pPr>
-        <w:ind w:left="4320" w:hanging="360"/>
-      </w:pPr>
-    </w:lvl>
-    <w:lvl w:ilvl="6">
-      <w:start w:val="5"/>
-      <w:numFmt w:val="decimal"/>
-      <w:lvlText w:val="%7."/>
-      <w:lvlJc w:val="left"/>
-      <w:pPr>
-        <w:ind w:left="5040" w:hanging="360"/>
-      </w:pPr>
-    </w:lvl>
-    <w:lvl w:ilvl="7">
-      <w:start w:val="5"/>
-      <w:numFmt w:val="decimal"/>
-      <w:lvlText w:val="%8."/>
-      <w:lvlJc w:val="left"/>
-      <w:pPr>
-        <w:ind w:left="5760" w:hanging="360"/>
-      </w:pPr>
-    </w:lvl>
-    <w:lvl w:ilvl="8">
-      <w:start w:val="5"/>
-      <w:numFmt w:val="decimal"/>
-      <w:lvlText w:val="%9."/>
-      <w:lvlJc w:val="left"/>
-      <w:pPr>
-        <w:ind w:left="6480" w:hanging="360"/>
-      </w:pPr>
-    </w:lvl>
-  </w:abstractNum>
   <w:num w:numId="1">
     <w:abstractNumId w:val="1"/>
     <w:lvlOverride w:ilvl="0">
@@ -2865,66 +2689,6 @@
     </w:lvlOverride>
   </w:num>
   <w:num w:numId="1005">
-    <w:abstractNumId w:val="99413"/>
-    <w:lvlOverride w:ilvl="0">
-      <w:startOverride w:val="3"/>
-    </w:lvlOverride>
-    <w:lvlOverride w:ilvl="1">
-      <w:startOverride w:val="3"/>
-    </w:lvlOverride>
-    <w:lvlOverride w:ilvl="2">
-      <w:startOverride w:val="3"/>
-    </w:lvlOverride>
-    <w:lvlOverride w:ilvl="3">
-      <w:startOverride w:val="3"/>
-    </w:lvlOverride>
-    <w:lvlOverride w:ilvl="4">
-      <w:startOverride w:val="3"/>
-    </w:lvlOverride>
-    <w:lvlOverride w:ilvl="5">
-      <w:startOverride w:val="3"/>
-    </w:lvlOverride>
-    <w:lvlOverride w:ilvl="6">
-      <w:startOverride w:val="3"/>
-    </w:lvlOverride>
-    <w:lvlOverride w:ilvl="7">
-      <w:startOverride w:val="3"/>
-    </w:lvlOverride>
-    <w:lvlOverride w:ilvl="8">
-      <w:startOverride w:val="3"/>
-    </w:lvlOverride>
-  </w:num>
-  <w:num w:numId="1006">
-    <w:abstractNumId w:val="99415"/>
-    <w:lvlOverride w:ilvl="0">
-      <w:startOverride w:val="5"/>
-    </w:lvlOverride>
-    <w:lvlOverride w:ilvl="1">
-      <w:startOverride w:val="5"/>
-    </w:lvlOverride>
-    <w:lvlOverride w:ilvl="2">
-      <w:startOverride w:val="5"/>
-    </w:lvlOverride>
-    <w:lvlOverride w:ilvl="3">
-      <w:startOverride w:val="5"/>
-    </w:lvlOverride>
-    <w:lvlOverride w:ilvl="4">
-      <w:startOverride w:val="5"/>
-    </w:lvlOverride>
-    <w:lvlOverride w:ilvl="5">
-      <w:startOverride w:val="5"/>
-    </w:lvlOverride>
-    <w:lvlOverride w:ilvl="6">
-      <w:startOverride w:val="5"/>
-    </w:lvlOverride>
-    <w:lvlOverride w:ilvl="7">
-      <w:startOverride w:val="5"/>
-    </w:lvlOverride>
-    <w:lvlOverride w:ilvl="8">
-      <w:startOverride w:val="5"/>
-    </w:lvlOverride>
-  </w:num>
-  <w:num w:numId="1007">
     <w:abstractNumId w:val="99411"/>
     <w:lvlOverride w:ilvl="0">
       <w:startOverride w:val="1"/>
@@ -2954,7 +2718,7 @@
       <w:startOverride w:val="1"/>
     </w:lvlOverride>
   </w:num>
-  <w:num w:numId="1008">
+  <w:num w:numId="1006">
     <w:abstractNumId w:val="991"/>
   </w:num>
 </w:numbering>

--- a/Øvelser/Geografi/p-og-s-boelger-i-slinky/p-og-s-boelger-i-slinky.docx
+++ b/Øvelser/Geografi/p-og-s-boelger-i-slinky/p-og-s-boelger-i-slinky.docx
@@ -66,20 +66,7 @@
         <w:pStyle w:val="FirstParagraph"/>
       </w:pPr>
       <w:r>
-        <w:t xml:space="preserve">Et jordskælv sender to slags bølger gennem Jorden: P-bølger og S-bølger. Med en lang slinky-fjeder kan I lave begge slags og se forskellen på dem. I denne øvelse skal I</w:t>
-      </w:r>
-      <w:r>
-        <w:t xml:space="preserve"> </w:t>
-      </w:r>
-      <w:r>
-        <w:rPr>
-          <w:b/>
-          <w:bCs/>
-        </w:rPr>
-        <w:t xml:space="preserve">selv tilrettelægge et forsøg</w:t>
-      </w:r>
-      <w:r>
-        <w:t xml:space="preserve">, der måler, hvor hurtigt de to bølgetyper bevæger sig i slinkyen, og I skal filme bølgerne. I arbejder tre sammen og fremlægger til sidst jeres metode, resultater og videoer.</w:t>
+        <w:t xml:space="preserve">Et jordskælv sender to slags bølger gennem Jorden: P-bølger og S-bølger. Med en lang slinky-fjeder kan I lave begge slags og se forskellen på dem. I denne øvelse skal I selv tilrettelægge et forsøg, der måler, hvor hurtigt de to bølgetyper bevæger sig i slinkyen, og I skal filme bølgerne. I arbejder tre sammen og fremlægger til sidst jeres metode, resultater og videoer.</w:t>
       </w:r>
     </w:p>
     <w:bookmarkEnd w:id="19"/>
@@ -101,17 +88,7 @@
         </w:numPr>
       </w:pPr>
       <w:r>
-        <w:rPr>
-          <w:b/>
-          <w:bCs/>
-        </w:rPr>
-        <w:t xml:space="preserve">P-bølger</w:t>
-      </w:r>
-      <w:r>
-        <w:t xml:space="preserve"> </w:t>
-      </w:r>
-      <w:r>
-        <w:t xml:space="preserve">(primære bølger) er</w:t>
+        <w:t xml:space="preserve">P-bølger (primære bølger) er</w:t>
       </w:r>
       <w:r>
         <w:t xml:space="preserve"> </w:t>
@@ -139,17 +116,7 @@
         </w:numPr>
       </w:pPr>
       <w:r>
-        <w:rPr>
-          <w:b/>
-          <w:bCs/>
-        </w:rPr>
-        <w:t xml:space="preserve">S-bølger</w:t>
-      </w:r>
-      <w:r>
-        <w:t xml:space="preserve"> </w:t>
-      </w:r>
-      <w:r>
-        <w:t xml:space="preserve">(sekundære bølger) er</w:t>
+        <w:t xml:space="preserve">S-bølger (sekundære bølger) er</w:t>
       </w:r>
       <w:r>
         <w:t xml:space="preserve"> </w:t>
@@ -621,20 +588,7 @@
         </w:numPr>
       </w:pPr>
       <w:r>
-        <w:t xml:space="preserve">Hver bølgetype skal måles</w:t>
-      </w:r>
-      <w:r>
-        <w:t xml:space="preserve"> </w:t>
-      </w:r>
-      <w:r>
-        <w:rPr>
-          <w:b/>
-          <w:bCs/>
-        </w:rPr>
-        <w:t xml:space="preserve">mindst fem gange</w:t>
-      </w:r>
-      <w:r>
-        <w:t xml:space="preserve">.</w:t>
+        <w:t xml:space="preserve">Hver bølgetype skal måles mindst fem gange.</w:t>
       </w:r>
     </w:p>
     <w:p>
@@ -662,10 +616,6 @@
         <w:pStyle w:val="BodyText"/>
       </w:pPr>
       <w:r>
-        <w:rPr>
-          <w:b/>
-          <w:bCs/>
-        </w:rPr>
         <w:t xml:space="preserve">Vores plan:</w:t>
       </w:r>
     </w:p>
